--- a/check_list_check/user_check.docx
+++ b/check_list_check/user_check.docx
@@ -34,15 +34,7 @@
     </w:p>
     <w:p>
       <w:r>
-        <w:t xml:space="preserve">Есть ли описание поведения системы при валидных и </w:t>
-      </w:r>
-      <w:proofErr w:type="spellStart"/>
-      <w:r>
-        <w:t>невалидных</w:t>
-      </w:r>
-      <w:proofErr w:type="spellEnd"/>
-      <w:r>
-        <w:t xml:space="preserve"> данных?</w:t>
+        <w:t>Есть ли описание поведения системы при валидных и невалидных данных?</w:t>
       </w:r>
     </w:p>
     <w:p>
@@ -82,15 +74,7 @@
     </w:p>
     <w:p>
       <w:r>
-        <w:t xml:space="preserve">Нет противоречий между разделами (например, в одном месте срок до 60 </w:t>
-      </w:r>
-      <w:proofErr w:type="spellStart"/>
-      <w:r>
-        <w:t>мес</w:t>
-      </w:r>
-      <w:proofErr w:type="spellEnd"/>
-      <w:r>
-        <w:t>, в другом — до 48)?</w:t>
+        <w:t>Нет противоречий между разделами (например, в одном месте срок до 60 мес, в другом — до 48)?</w:t>
       </w:r>
     </w:p>
     <w:p>
@@ -110,15 +94,7 @@
     </w:p>
     <w:p>
       <w:r>
-        <w:t xml:space="preserve">Учтены ли минимальные и максимальные значения (50 000 ₽, 5 000 000 ₽, 6 и 60 </w:t>
-      </w:r>
-      <w:proofErr w:type="spellStart"/>
-      <w:r>
-        <w:t>мес</w:t>
-      </w:r>
-      <w:proofErr w:type="spellEnd"/>
-      <w:r>
-        <w:t>)?</w:t>
+        <w:t>Учтены ли минимальные и максимальные значения (50 000 ₽, 5 000 000 ₽, 6 и 60 мес)?</w:t>
       </w:r>
     </w:p>
     <w:p>
@@ -245,6 +221,11 @@
     <w:p>
       <w:r>
         <w:t>Нет нереалистичных допущений (например, «все клиенты платёжеспособны»)?</w:t>
+      </w:r>
+    </w:p>
+    <w:p>
+      <w:r>
+        <w:t>1231231231231</w:t>
       </w:r>
     </w:p>
     <w:sectPr>

--- a/check_list_check/user_check.docx
+++ b/check_list_check/user_check.docx
@@ -34,7 +34,15 @@
     </w:p>
     <w:p>
       <w:r>
-        <w:t>Есть ли описание поведения системы при валидных и невалидных данных?</w:t>
+        <w:t xml:space="preserve">Есть ли описание поведения системы при валидных и </w:t>
+      </w:r>
+      <w:proofErr w:type="spellStart"/>
+      <w:r>
+        <w:t>невалидных</w:t>
+      </w:r>
+      <w:proofErr w:type="spellEnd"/>
+      <w:r>
+        <w:t xml:space="preserve"> данных?</w:t>
       </w:r>
     </w:p>
     <w:p>
@@ -74,7 +82,15 @@
     </w:p>
     <w:p>
       <w:r>
-        <w:t>Нет противоречий между разделами (например, в одном месте срок до 60 мес, в другом — до 48)?</w:t>
+        <w:t xml:space="preserve">Нет противоречий между разделами (например, в одном месте срок до 60 </w:t>
+      </w:r>
+      <w:proofErr w:type="spellStart"/>
+      <w:r>
+        <w:t>мес</w:t>
+      </w:r>
+      <w:proofErr w:type="spellEnd"/>
+      <w:r>
+        <w:t>, в другом — до 48)?</w:t>
       </w:r>
     </w:p>
     <w:p>
@@ -94,7 +110,15 @@
     </w:p>
     <w:p>
       <w:r>
-        <w:t>Учтены ли минимальные и максимальные значения (50 000 ₽, 5 000 000 ₽, 6 и 60 мес)?</w:t>
+        <w:t xml:space="preserve">Учтены ли минимальные и максимальные значения (50 000 ₽, 5 000 000 ₽, 6 и 60 </w:t>
+      </w:r>
+      <w:proofErr w:type="spellStart"/>
+      <w:r>
+        <w:t>мес</w:t>
+      </w:r>
+      <w:proofErr w:type="spellEnd"/>
+      <w:r>
+        <w:t>)?</w:t>
       </w:r>
     </w:p>
     <w:p>
@@ -221,11 +245,6 @@
     <w:p>
       <w:r>
         <w:t>Нет нереалистичных допущений (например, «все клиенты платёжеспособны»)?</w:t>
-      </w:r>
-    </w:p>
-    <w:p>
-      <w:r>
-        <w:t>1231231231231</w:t>
       </w:r>
     </w:p>
     <w:sectPr>

--- a/check_list_check/user_check.docx
+++ b/check_list_check/user_check.docx
@@ -246,6 +246,25 @@
       <w:r>
         <w:t>Нет нереалистичных допущений (например, «все клиенты платёжеспособны»)?</w:t>
       </w:r>
+    </w:p>
+    <w:p/>
+    <w:p>
+      <w:r>
+        <w:t xml:space="preserve">Тест </w:t>
+      </w:r>
+      <w:proofErr w:type="spellStart"/>
+      <w:r>
+        <w:t>тест</w:t>
+      </w:r>
+      <w:proofErr w:type="spellEnd"/>
+      <w:r>
+        <w:t xml:space="preserve"> </w:t>
+      </w:r>
+      <w:proofErr w:type="spellStart"/>
+      <w:r>
+        <w:t>тест</w:t>
+      </w:r>
+      <w:proofErr w:type="spellEnd"/>
     </w:p>
     <w:sectPr>
       <w:pgSz w:w="11906" w:h="16838"/>

--- a/check_list_check/user_check.docx
+++ b/check_list_check/user_check.docx
@@ -246,25 +246,6 @@
       <w:r>
         <w:t>Нет нереалистичных допущений (например, «все клиенты платёжеспособны»)?</w:t>
       </w:r>
-    </w:p>
-    <w:p/>
-    <w:p>
-      <w:r>
-        <w:t xml:space="preserve">Тест </w:t>
-      </w:r>
-      <w:proofErr w:type="spellStart"/>
-      <w:r>
-        <w:t>тест</w:t>
-      </w:r>
-      <w:proofErr w:type="spellEnd"/>
-      <w:r>
-        <w:t xml:space="preserve"> </w:t>
-      </w:r>
-      <w:proofErr w:type="spellStart"/>
-      <w:r>
-        <w:t>тест</w:t>
-      </w:r>
-      <w:proofErr w:type="spellEnd"/>
     </w:p>
     <w:sectPr>
       <w:pgSz w:w="11906" w:h="16838"/>

--- a/check_list_check/user_check.docx
+++ b/check_list_check/user_check.docx
@@ -34,15 +34,7 @@
     </w:p>
     <w:p>
       <w:r>
-        <w:t xml:space="preserve">Есть ли описание поведения системы при валидных и </w:t>
-      </w:r>
-      <w:proofErr w:type="spellStart"/>
-      <w:r>
-        <w:t>невалидных</w:t>
-      </w:r>
-      <w:proofErr w:type="spellEnd"/>
-      <w:r>
-        <w:t xml:space="preserve"> данных?</w:t>
+        <w:t>Есть ли описание поведения системы при валидных и невалидных данных?</w:t>
       </w:r>
     </w:p>
     <w:p>
@@ -82,15 +74,7 @@
     </w:p>
     <w:p>
       <w:r>
-        <w:t xml:space="preserve">Нет противоречий между разделами (например, в одном месте срок до 60 </w:t>
-      </w:r>
-      <w:proofErr w:type="spellStart"/>
-      <w:r>
-        <w:t>мес</w:t>
-      </w:r>
-      <w:proofErr w:type="spellEnd"/>
-      <w:r>
-        <w:t>, в другом — до 48)?</w:t>
+        <w:t>Нет противоречий между разделами (например, в одном месте срок до 60 мес, в другом — до 48)?</w:t>
       </w:r>
     </w:p>
     <w:p>
@@ -110,15 +94,7 @@
     </w:p>
     <w:p>
       <w:r>
-        <w:t xml:space="preserve">Учтены ли минимальные и максимальные значения (50 000 ₽, 5 000 000 ₽, 6 и 60 </w:t>
-      </w:r>
-      <w:proofErr w:type="spellStart"/>
-      <w:r>
-        <w:t>мес</w:t>
-      </w:r>
-      <w:proofErr w:type="spellEnd"/>
-      <w:r>
-        <w:t>)?</w:t>
+        <w:t>Учтены ли минимальные и максимальные значения (50 000 ₽, 5 000 000 ₽, 6 и 60 мес)?</w:t>
       </w:r>
     </w:p>
     <w:p>
@@ -245,6 +221,12 @@
     <w:p>
       <w:r>
         <w:t>Нет нереалистичных допущений (например, «все клиенты платёжеспособны»)?</w:t>
+      </w:r>
+    </w:p>
+    <w:p/>
+    <w:p>
+      <w:r>
+        <w:t>Проверка от 21-10-2026</w:t>
       </w:r>
     </w:p>
     <w:sectPr>

--- a/check_list_check/user_check.docx
+++ b/check_list_check/user_check.docx
@@ -34,7 +34,15 @@
     </w:p>
     <w:p>
       <w:r>
-        <w:t>Есть ли описание поведения системы при валидных и невалидных данных?</w:t>
+        <w:t xml:space="preserve">Есть ли описание поведения системы при валидных и </w:t>
+      </w:r>
+      <w:proofErr w:type="spellStart"/>
+      <w:r>
+        <w:t>невалидных</w:t>
+      </w:r>
+      <w:proofErr w:type="spellEnd"/>
+      <w:r>
+        <w:t xml:space="preserve"> данных?</w:t>
       </w:r>
     </w:p>
     <w:p>
@@ -74,7 +82,15 @@
     </w:p>
     <w:p>
       <w:r>
-        <w:t>Нет противоречий между разделами (например, в одном месте срок до 60 мес, в другом — до 48)?</w:t>
+        <w:t xml:space="preserve">Нет противоречий между разделами (например, в одном месте срок до 60 </w:t>
+      </w:r>
+      <w:proofErr w:type="spellStart"/>
+      <w:r>
+        <w:t>мес</w:t>
+      </w:r>
+      <w:proofErr w:type="spellEnd"/>
+      <w:r>
+        <w:t>, в другом — до 48)?</w:t>
       </w:r>
     </w:p>
     <w:p>
@@ -94,7 +110,15 @@
     </w:p>
     <w:p>
       <w:r>
-        <w:t>Учтены ли минимальные и максимальные значения (50 000 ₽, 5 000 000 ₽, 6 и 60 мес)?</w:t>
+        <w:t xml:space="preserve">Учтены ли минимальные и максимальные значения (50 000 ₽, 5 000 000 ₽, 6 и 60 </w:t>
+      </w:r>
+      <w:proofErr w:type="spellStart"/>
+      <w:r>
+        <w:t>мес</w:t>
+      </w:r>
+      <w:proofErr w:type="spellEnd"/>
+      <w:r>
+        <w:t>)?</w:t>
       </w:r>
     </w:p>
     <w:p>
@@ -221,12 +245,6 @@
     <w:p>
       <w:r>
         <w:t>Нет нереалистичных допущений (например, «все клиенты платёжеспособны»)?</w:t>
-      </w:r>
-    </w:p>
-    <w:p/>
-    <w:p>
-      <w:r>
-        <w:t>Проверка от 21-10-2026</w:t>
       </w:r>
     </w:p>
     <w:sectPr>
